--- a/enterprise-architectuur/niveau-3/deel-30/werkboek.docx
+++ b/enterprise-architectuur/niveau-3/deel-30/werkboek.docx
@@ -50,21 +50,22 @@
     </w:p>
     <w:p>
       <w:pPr>
-        <w:spacing w:after="160" w:line="300"/>
-        <w:jc w:val="left"/>
-      </w:pPr>
-      <w:r>
-        <w:rPr>
-          <w:rFonts w:ascii="Calibri" w:cs="Calibri" w:eastAsia="Calibri" w:hAnsi="Calibri"/>
-          <w:b w:val="false"/>
-          <w:bCs w:val="false"/>
-          <w:i w:val="false"/>
-          <w:iCs w:val="false"/>
-          <w:color w:val="1A1A1A"/>
-          <w:sz w:val="21"/>
-          <w:szCs w:val="21"/>
-        </w:rPr>
-        <w:t xml:space="preserve">## Dagdeel A</w:t>
+        <w:pStyle w:val="Heading2"/>
+        <w:pBdr>
+          <w:bottom w:val="single" w:color="2563A8" w:sz="6" w:space="4"/>
+        </w:pBdr>
+        <w:spacing w:after="160" w:before="300"/>
+      </w:pPr>
+      <w:r>
+        <w:rPr>
+          <w:rFonts w:ascii="Calibri" w:cs="Calibri" w:eastAsia="Calibri" w:hAnsi="Calibri"/>
+          <w:b/>
+          <w:bCs/>
+          <w:color w:val="2563A8"/>
+          <w:sz w:val="24"/>
+          <w:szCs w:val="24"/>
+        </w:rPr>
+        <w:t xml:space="preserve">Dagdeel A</w:t>
       </w:r>
     </w:p>
     <w:p>
@@ -503,25 +504,6 @@
     </w:p>
     <w:p>
       <w:pPr>
-        <w:spacing w:after="160" w:line="300"/>
-        <w:jc w:val="left"/>
-      </w:pPr>
-      <w:r>
-        <w:rPr>
-          <w:rFonts w:ascii="Calibri" w:cs="Calibri" w:eastAsia="Calibri" w:hAnsi="Calibri"/>
-          <w:b w:val="false"/>
-          <w:bCs w:val="false"/>
-          <w:i w:val="false"/>
-          <w:iCs w:val="false"/>
-          <w:color w:val="1A1A1A"/>
-          <w:sz w:val="21"/>
-          <w:szCs w:val="21"/>
-        </w:rPr>
-        <w:t xml:space="preserve">## Dagdeel B</w:t>
-      </w:r>
-    </w:p>
-    <w:p>
-      <w:pPr>
         <w:pStyle w:val="Heading2"/>
         <w:pBdr>
           <w:bottom w:val="single" w:color="2563A8" w:sz="6" w:space="4"/>
@@ -537,103 +519,7 @@
           <w:sz w:val="24"/>
           <w:szCs w:val="24"/>
         </w:rPr>
-        <w:t xml:space="preserve">Opdracht 5 — De boardsimulatie</w:t>
-      </w:r>
-    </w:p>
-    <w:p>
-      <w:pPr>
-        <w:spacing w:after="160" w:line="300"/>
-        <w:jc w:val="left"/>
-      </w:pPr>
-      <w:r>
-        <w:rPr>
-          <w:rFonts w:ascii="Calibri" w:cs="Calibri" w:eastAsia="Calibri" w:hAnsi="Calibri"/>
-          <w:b w:val="false"/>
-          <w:bCs w:val="false"/>
-          <w:i w:val="false"/>
-          <w:iCs w:val="false"/>
-          <w:color w:val="1A1A1A"/>
-          <w:sz w:val="21"/>
-          <w:szCs w:val="21"/>
-        </w:rPr>
-        <w:t xml:space="preserve">Elke deelnemer presenteert en verdedigt zijn architectuurstrategie voor de masterproefcasus in maximaal </w:t>
-      </w:r>
-      <w:r>
-        <w:rPr>
-          <w:rFonts w:ascii="Calibri" w:cs="Calibri" w:eastAsia="Calibri" w:hAnsi="Calibri"/>
-          <w:b/>
-          <w:bCs/>
-          <w:i w:val="false"/>
-          <w:iCs w:val="false"/>
-          <w:color w:val="1A1A1A"/>
-          <w:sz w:val="21"/>
-          <w:szCs w:val="21"/>
-        </w:rPr>
-        <w:t xml:space="preserve">35 minuten</w:t>
-      </w:r>
-      <w:r>
-        <w:rPr>
-          <w:rFonts w:ascii="Calibri" w:cs="Calibri" w:eastAsia="Calibri" w:hAnsi="Calibri"/>
-          <w:b w:val="false"/>
-          <w:bCs w:val="false"/>
-          <w:i w:val="false"/>
-          <w:iCs w:val="false"/>
-          <w:color w:val="1A1A1A"/>
-          <w:sz w:val="21"/>
-          <w:szCs w:val="21"/>
-        </w:rPr>
-        <w:t xml:space="preserve"> (2 opening, 5 strategie, 25-28 vragen, 2 afsluiting). Vier deelnemers spelen de boardrollen (rouleren na elke simulatie), conform de voorbereiding uit dagdeel A. Twee rollen delen hun hoofdvraag vooraf met de "verdediger"; twee rollen bevragen onvoorzien.</w:t>
-      </w:r>
-    </w:p>
-    <w:p>
-      <w:pPr>
-        <w:spacing w:after="160" w:line="300"/>
-        <w:jc w:val="left"/>
-      </w:pPr>
-      <w:r>
-        <w:rPr>
-          <w:rFonts w:ascii="Calibri" w:cs="Calibri" w:eastAsia="Calibri" w:hAnsi="Calibri"/>
-          <w:b/>
-          <w:bCs/>
-          <w:i w:val="false"/>
-          <w:iCs w:val="false"/>
-          <w:color w:val="1A1A1A"/>
-          <w:sz w:val="21"/>
-          <w:szCs w:val="21"/>
-        </w:rPr>
-        <w:t xml:space="preserve">Beoordeling:</w:t>
-      </w:r>
-      <w:r>
-        <w:rPr>
-          <w:rFonts w:ascii="Calibri" w:cs="Calibri" w:eastAsia="Calibri" w:hAnsi="Calibri"/>
-          <w:b w:val="false"/>
-          <w:bCs w:val="false"/>
-          <w:i w:val="false"/>
-          <w:iCs w:val="false"/>
-          <w:color w:val="1A1A1A"/>
-          <w:sz w:val="21"/>
-          <w:szCs w:val="21"/>
-        </w:rPr>
-        <w:t xml:space="preserve"> gebruik de volledige rubric uit de reader (§4) — alle vijf conformance-criteria, bestuurlijke communicatie, verdedigbaar stoppen waar relevant, ethische grens, registerdiscipline.</w:t>
-      </w:r>
-    </w:p>
-    <w:p>
-      <w:pPr>
-        <w:spacing w:after="160" w:line="300"/>
-        <w:jc w:val="left"/>
-      </w:pPr>
-      <w:r>
-        <w:rPr>
-          <w:rFonts w:ascii="Calibri" w:cs="Calibri" w:eastAsia="Calibri" w:hAnsi="Calibri"/>
-          <w:b w:val="false"/>
-          <w:bCs w:val="false"/>
-          <w:i w:val="false"/>
-          <w:iCs w:val="false"/>
-          <w:color w:val="1A1A1A"/>
-          <w:sz w:val="21"/>
-          <w:szCs w:val="21"/>
-        </w:rPr>
-        <w:t xml:space="preserve">Na elke simulatie: drie minuten peer feedback vanuit de vier rollen — wat overtuigde, wat niet.</w:t>
+        <w:t xml:space="preserve">Dagdeel B</w:t>
       </w:r>
     </w:p>
     <w:p>
@@ -653,7 +539,7 @@
           <w:sz w:val="24"/>
           <w:szCs w:val="24"/>
         </w:rPr>
-        <w:t xml:space="preserve">Opdracht 6 — Slotreflectie (20 min, individueel, na alle simulaties)</w:t>
+        <w:t xml:space="preserve">Opdracht 5 — De boardsimulatie</w:t>
       </w:r>
     </w:p>
     <w:p>
@@ -672,7 +558,33 @@
           <w:sz w:val="21"/>
           <w:szCs w:val="21"/>
         </w:rPr>
-        <w:t xml:space="preserve">Schrijf, als afsluiting van de hele cursus, een korte reflectie (max. één A4): wat was uw sterkste moment in de masterproef, wat zou u anders doen, en hoe kijkt u terug op de ontwikkeling van uw architectuurvaardigheid door de drie niveaus heen — van het eerste dagdeel (WGP 2.0, de architectuurfunctie opbouwen) tot vandaag.</w:t>
+        <w:t xml:space="preserve">Elke deelnemer presenteert en verdedigt zijn architectuurstrategie voor de masterproefcasus in maximaal </w:t>
+      </w:r>
+      <w:r>
+        <w:rPr>
+          <w:rFonts w:ascii="Calibri" w:cs="Calibri" w:eastAsia="Calibri" w:hAnsi="Calibri"/>
+          <w:b/>
+          <w:bCs/>
+          <w:i w:val="false"/>
+          <w:iCs w:val="false"/>
+          <w:color w:val="1A1A1A"/>
+          <w:sz w:val="21"/>
+          <w:szCs w:val="21"/>
+        </w:rPr>
+        <w:t xml:space="preserve">35 minuten</w:t>
+      </w:r>
+      <w:r>
+        <w:rPr>
+          <w:rFonts w:ascii="Calibri" w:cs="Calibri" w:eastAsia="Calibri" w:hAnsi="Calibri"/>
+          <w:b w:val="false"/>
+          <w:bCs w:val="false"/>
+          <w:i w:val="false"/>
+          <w:iCs w:val="false"/>
+          <w:color w:val="1A1A1A"/>
+          <w:sz w:val="21"/>
+          <w:szCs w:val="21"/>
+        </w:rPr>
+        <w:t xml:space="preserve"> (2 opening, 5 strategie, 25-28 vragen, 2 afsluiting). Vier deelnemers spelen de boardrollen (rouleren na elke simulatie), conform de voorbereiding uit dagdeel A. Twee rollen delen hun hoofdvraag vooraf met de "verdediger"; twee rollen bevragen onvoorzien.</w:t>
       </w:r>
     </w:p>
     <w:p>
@@ -683,6 +595,19 @@
       <w:r>
         <w:rPr>
           <w:rFonts w:ascii="Calibri" w:cs="Calibri" w:eastAsia="Calibri" w:hAnsi="Calibri"/>
+          <w:b/>
+          <w:bCs/>
+          <w:i w:val="false"/>
+          <w:iCs w:val="false"/>
+          <w:color w:val="1A1A1A"/>
+          <w:sz w:val="21"/>
+          <w:szCs w:val="21"/>
+        </w:rPr>
+        <w:t xml:space="preserve">Beoordeling:</w:t>
+      </w:r>
+      <w:r>
+        <w:rPr>
+          <w:rFonts w:ascii="Calibri" w:cs="Calibri" w:eastAsia="Calibri" w:hAnsi="Calibri"/>
           <w:b w:val="false"/>
           <w:bCs w:val="false"/>
           <w:i w:val="false"/>
@@ -691,7 +616,85 @@
           <w:sz w:val="21"/>
           <w:szCs w:val="21"/>
         </w:rPr>
-        <w:t xml:space="preserve">## Beoordelingsrubric (volledige cursus, sluitstuk)</w:t>
+        <w:t xml:space="preserve"> gebruik de volledige rubric uit de reader (§4) — alle vijf conformance-criteria, bestuurlijke communicatie, verdedigbaar stoppen waar relevant, ethische grens, registerdiscipline.</w:t>
+      </w:r>
+    </w:p>
+    <w:p>
+      <w:pPr>
+        <w:spacing w:after="160" w:line="300"/>
+        <w:jc w:val="left"/>
+      </w:pPr>
+      <w:r>
+        <w:rPr>
+          <w:rFonts w:ascii="Calibri" w:cs="Calibri" w:eastAsia="Calibri" w:hAnsi="Calibri"/>
+          <w:b w:val="false"/>
+          <w:bCs w:val="false"/>
+          <w:i w:val="false"/>
+          <w:iCs w:val="false"/>
+          <w:color w:val="1A1A1A"/>
+          <w:sz w:val="21"/>
+          <w:szCs w:val="21"/>
+        </w:rPr>
+        <w:t xml:space="preserve">Na elke simulatie: drie minuten peer feedback vanuit de vier rollen — wat overtuigde, wat niet.</w:t>
+      </w:r>
+    </w:p>
+    <w:p>
+      <w:pPr>
+        <w:pStyle w:val="Heading2"/>
+        <w:pBdr>
+          <w:bottom w:val="single" w:color="2563A8" w:sz="6" w:space="4"/>
+        </w:pBdr>
+        <w:spacing w:after="160" w:before="300"/>
+      </w:pPr>
+      <w:r>
+        <w:rPr>
+          <w:rFonts w:ascii="Calibri" w:cs="Calibri" w:eastAsia="Calibri" w:hAnsi="Calibri"/>
+          <w:b/>
+          <w:bCs/>
+          <w:color w:val="2563A8"/>
+          <w:sz w:val="24"/>
+          <w:szCs w:val="24"/>
+        </w:rPr>
+        <w:t xml:space="preserve">Opdracht 6 — Slotreflectie (20 min, individueel, na alle simulaties)</w:t>
+      </w:r>
+    </w:p>
+    <w:p>
+      <w:pPr>
+        <w:spacing w:after="160" w:line="300"/>
+        <w:jc w:val="left"/>
+      </w:pPr>
+      <w:r>
+        <w:rPr>
+          <w:rFonts w:ascii="Calibri" w:cs="Calibri" w:eastAsia="Calibri" w:hAnsi="Calibri"/>
+          <w:b w:val="false"/>
+          <w:bCs w:val="false"/>
+          <w:i w:val="false"/>
+          <w:iCs w:val="false"/>
+          <w:color w:val="1A1A1A"/>
+          <w:sz w:val="21"/>
+          <w:szCs w:val="21"/>
+        </w:rPr>
+        <w:t xml:space="preserve">Schrijf, als afsluiting van de hele cursus, een korte reflectie (max. één A4): wat was uw sterkste moment in de masterproef, wat zou u anders doen, en hoe kijkt u terug op de ontwikkeling van uw architectuurvaardigheid door de drie niveaus heen — van het eerste dagdeel (WGP 2.0, de architectuurfunctie opbouwen) tot vandaag.</w:t>
+      </w:r>
+    </w:p>
+    <w:p>
+      <w:pPr>
+        <w:pStyle w:val="Heading2"/>
+        <w:pBdr>
+          <w:bottom w:val="single" w:color="2563A8" w:sz="6" w:space="4"/>
+        </w:pBdr>
+        <w:spacing w:after="160" w:before="300"/>
+      </w:pPr>
+      <w:r>
+        <w:rPr>
+          <w:rFonts w:ascii="Calibri" w:cs="Calibri" w:eastAsia="Calibri" w:hAnsi="Calibri"/>
+          <w:b/>
+          <w:bCs/>
+          <w:color w:val="2563A8"/>
+          <w:sz w:val="24"/>
+          <w:szCs w:val="24"/>
+        </w:rPr>
+        <w:t xml:space="preserve">Beoordelingsrubric (volledige cursus, sluitstuk)</w:t>
       </w:r>
     </w:p>
     <w:tbl>
